--- a/career-roadmap/Science-PCB-Pathway-DRAFT.docx
+++ b/career-roadmap/Science-PCB-Pathway-DRAFT.docx
@@ -1270,7 +1270,7 @@
           <w:sz w:val="20"/>
           <w:szCs w:val="20"/>
         </w:rPr>
-        <w:t xml:space="preserve">Decision: in CBSE, choose Standard or Basic Maths for Class 10. PCB itself does not need Standard Maths, but Basic Maths closes the PCMB/Engineering option later. Take Standard if undecided. </w:t>
+        <w:t xml:space="preserve">Decision: in CBSE, choose Standard or Basic Maths for Class 10. PCB itself does not need Standard Maths, but Basic Maths closes the PCMB/Engineering option later. Take Standard if undecided. CBSE relaxed the rule for 2023-24 and 2025-26 (Basic Maths students may take Maths in Class 11 if the school agrees) but it may end with the new scheme. </w:t>
       </w:r>
       <w:r>
         <w:rPr>
@@ -1281,7 +1281,7 @@
           <w:szCs w:val="20"/>
           <w:highlight w:val="yellow"/>
         </w:rPr>
-        <w:t xml:space="preserve">[VERIFY: Karnataka SSLC has a single Maths paper]</w:t>
+        <w:t xml:space="preserve">[VERIFY CBSE circular; Karnataka SSLC rule not found]</w:t>
       </w:r>
     </w:p>
     <w:p>
@@ -5845,7 +5845,7 @@
                 <w:sz w:val="18"/>
                 <w:szCs w:val="18"/>
               </w:rPr>
-              <w:t xml:space="preserve">One college page cites KCET (KEA) per a 2023 government order; other listings say INC norms plus RGUHS counselling. NEET is used by some national institutes. Check rguhs.ac.in and kea.kar.nic.in </w:t>
+              <w:t xml:space="preserve">KCET (KEA) per an April 2023 government order; NEET reported as not required in Karnataka; 45% PCB General / 40% SC/ST, age 17 by 31 Dec; deemed universities (Manipal, Yenepoya) run their own tests. See Health and Allied document. </w:t>
             </w:r>
             <w:r>
               <w:rPr>
@@ -5856,7 +5856,7 @@
                 <w:szCs w:val="18"/>
                 <w:highlight w:val="yellow"/>
               </w:rPr>
-              <w:t xml:space="preserve">[VERIFY]</w:t>
+              <w:t xml:space="preserve">[VERIFY on kea.kar.nic.in and rguhs.ac.in]</w:t>
             </w:r>
           </w:p>
         </w:tc>
@@ -8731,7 +8731,7 @@
                 <w:sz w:val="17"/>
                 <w:szCs w:val="17"/>
               </w:rPr>
-              <w:t xml:space="preserve">NEET-UG</w:t>
+              <w:t xml:space="preserve">NEET-UG; AACCC (15%) + state counselling</w:t>
             </w:r>
           </w:p>
         </w:tc>
@@ -8760,7 +8760,7 @@
                 <w:sz w:val="17"/>
                 <w:szCs w:val="17"/>
               </w:rPr>
-              <w:t xml:space="preserve">AYUSH systems</w:t>
+              <w:t xml:space="preserve">AYUSH systems; see Health and Allied document</w:t>
             </w:r>
           </w:p>
         </w:tc>
@@ -8855,7 +8855,7 @@
                 <w:sz w:val="17"/>
                 <w:szCs w:val="17"/>
               </w:rPr>
-              <w:t xml:space="preserve">NEET-UG</w:t>
+              <w:t xml:space="preserve">NEET-UG merit (VCI)</w:t>
             </w:r>
           </w:p>
         </w:tc>
@@ -8885,18 +8885,7 @@
                 <w:sz w:val="17"/>
                 <w:szCs w:val="17"/>
               </w:rPr>
-              <w:t xml:space="preserve">Veterinary </w:t>
-            </w:r>
-            <w:r>
-              <w:rPr>
-                <w:rFonts w:ascii="Arial" w:cs="Arial" w:eastAsia="Arial" w:hAnsi="Arial"/>
-                <w:b/>
-                <w:bCs/>
-                <w:sz w:val="17"/>
-                <w:szCs w:val="17"/>
-                <w:highlight w:val="yellow"/>
-              </w:rPr>
-              <w:t xml:space="preserve">[VERIFY]</w:t>
+              <w:t xml:space="preserve">Veterinary; 50% PCB (47.5% reserved); see Agriculture document</w:t>
             </w:r>
           </w:p>
         </w:tc>
@@ -8988,7 +8977,7 @@
                 <w:sz w:val="17"/>
                 <w:szCs w:val="17"/>
               </w:rPr>
-              <w:t xml:space="preserve">KCET / RGUHS counselling in Karnataka; NEET at some institutes </w:t>
+              <w:t xml:space="preserve">KCET + KEA counselling in Karnataka </w:t>
             </w:r>
             <w:r>
               <w:rPr>
@@ -9028,7 +9017,7 @@
                 <w:sz w:val="17"/>
                 <w:szCs w:val="17"/>
               </w:rPr>
-              <w:t xml:space="preserve">Hospital and community nursing</w:t>
+              <w:t xml:space="preserve">Hospital and community nursing; see Health and Allied document</w:t>
             </w:r>
           </w:p>
         </w:tc>
@@ -9380,7 +9369,18 @@
                 <w:sz w:val="17"/>
                 <w:szCs w:val="17"/>
               </w:rPr>
-              <w:t xml:space="preserve">State/university entry</w:t>
+              <w:t xml:space="preserve">NEET reported mandatory from 2026-27 (NCAHP) </w:t>
+            </w:r>
+            <w:r>
+              <w:rPr>
+                <w:rFonts w:ascii="Arial" w:cs="Arial" w:eastAsia="Arial" w:hAnsi="Arial"/>
+                <w:b/>
+                <w:bCs/>
+                <w:sz w:val="17"/>
+                <w:szCs w:val="17"/>
+                <w:highlight w:val="yellow"/>
+              </w:rPr>
+              <w:t xml:space="preserve">[VERIFY]</w:t>
             </w:r>
           </w:p>
         </w:tc>
@@ -12759,7 +12759,7 @@
                 <w:sz w:val="16"/>
                 <w:szCs w:val="16"/>
               </w:rPr>
-              <w:t xml:space="preserve">Reported as KCET / RGUHS counselling; NEET at some institutes</w:t>
+              <w:t xml:space="preserve">KCET + KEA counselling; NEET not required in Karnataka; 45% / 40%; deemed universities own tests</w:t>
             </w:r>
           </w:p>
         </w:tc>
@@ -12788,7 +12788,7 @@
                 <w:sz w:val="16"/>
                 <w:szCs w:val="16"/>
               </w:rPr>
-              <w:t xml:space="preserve">Low</w:t>
+              <w:t xml:space="preserve">Medium</w:t>
             </w:r>
           </w:p>
         </w:tc>
